--- a/dist/clbinfo/ngotlab/gioiThieuEnglish.docx
+++ b/dist/clbinfo/ngotlab/gioiThieuEnglish.docx
@@ -1,65 +1,221 @@
 
 <file path=word/document.xml><?xml version="1.0" encoding="utf-8"?>
-<w:document xmlns:mc="http://schemas.openxmlformats.org/markup-compatibility/2006" xmlns:o="urn:schemas-microsoft-com:office:office" xmlns:r="http://schemas.openxmlformats.org/officeDocument/2006/relationships" xmlns:m="http://schemas.openxmlformats.org/officeDocument/2006/math" xmlns:v="urn:schemas-microsoft-com:vml" xmlns:wp="http://schemas.openxmlformats.org/drawingml/2006/wordprocessingDrawing" xmlns:w10="urn:schemas-microsoft-com:office:word" xmlns:w="http://schemas.openxmlformats.org/wordprocessingml/2006/main" xmlns:wne="http://schemas.microsoft.com/office/word/2006/wordml" xmlns:sl="http://schemas.openxmlformats.org/schemaLibrary/2006/main" xmlns:a="http://schemas.openxmlformats.org/drawingml/2006/main" xmlns:pic="http://schemas.openxmlformats.org/drawingml/2006/picture" xmlns:c="http://schemas.openxmlformats.org/drawingml/2006/chart" xmlns:lc="http://schemas.openxmlformats.org/drawingml/2006/lockedCanvas" xmlns:dgm="http://schemas.openxmlformats.org/drawingml/2006/diagram" xmlns:wps="http://schemas.microsoft.com/office/word/2010/wordprocessingShape" xmlns:wpg="http://schemas.microsoft.com/office/word/2010/wordprocessingGroup" xmlns:w14="http://schemas.microsoft.com/office/word/2010/wordml" xmlns:w15="http://schemas.microsoft.com/office/word/2012/wordml" xmlns:w16="http://schemas.microsoft.com/office/word/2018/wordml" xmlns:w16cex="http://schemas.microsoft.com/office/word/2018/wordml/cex" xmlns:w16cid="http://schemas.microsoft.com/office/word/2016/wordml/cid" xmlns:cr="http://schemas.microsoft.com/office/comments/2020/reactions">
+<w:document xmlns:wpc="http://schemas.microsoft.com/office/word/2010/wordprocessingCanvas" xmlns:cx="http://schemas.microsoft.com/office/drawing/2014/chartex" xmlns:cx1="http://schemas.microsoft.com/office/drawing/2015/9/8/chartex" xmlns:cx2="http://schemas.microsoft.com/office/drawing/2015/10/21/chartex" xmlns:cx3="http://schemas.microsoft.com/office/drawing/2016/5/9/chartex" xmlns:cx4="http://schemas.microsoft.com/office/drawing/2016/5/10/chartex" xmlns:cx5="http://schemas.microsoft.com/office/drawing/2016/5/11/chartex" xmlns:cx6="http://schemas.microsoft.com/office/drawing/2016/5/12/chartex" xmlns:cx7="http://schemas.microsoft.com/office/drawing/2016/5/13/chartex" xmlns:cx8="http://schemas.microsoft.com/office/drawing/2016/5/14/chartex" xmlns:mc="http://schemas.openxmlformats.org/markup-compatibility/2006" xmlns:aink="http://schemas.microsoft.com/office/drawing/2016/ink" xmlns:am3d="http://schemas.microsoft.com/office/drawing/2017/model3d" xmlns:o="urn:schemas-microsoft-com:office:office" xmlns:r="http://schemas.openxmlformats.org/officeDocument/2006/relationships" xmlns:m="http://schemas.openxmlformats.org/officeDocument/2006/math" xmlns:v="urn:schemas-microsoft-com:vml" xmlns:wp14="http://schemas.microsoft.com/office/word/2010/wordprocessingDrawing" xmlns:wp="http://schemas.openxmlformats.org/drawingml/2006/wordprocessingDrawing" xmlns:w10="urn:schemas-microsoft-com:office:word" xmlns:w="http://schemas.openxmlformats.org/wordprocessingml/2006/main" xmlns:w14="http://schemas.microsoft.com/office/word/2010/wordml" xmlns:w15="http://schemas.microsoft.com/office/word/2012/wordml" xmlns:w16cid="http://schemas.microsoft.com/office/word/2016/wordml/cid" xmlns:w16se="http://schemas.microsoft.com/office/word/2015/wordml/symex" xmlns:wpg="http://schemas.microsoft.com/office/word/2010/wordprocessingGroup" xmlns:wpi="http://schemas.microsoft.com/office/word/2010/wordprocessingInk" xmlns:wne="http://schemas.microsoft.com/office/word/2006/wordml" xmlns:wps="http://schemas.microsoft.com/office/word/2010/wordprocessingShape" mc:Ignorable="w14 w15 w16se w16cid wp14">
   <w:body>
     <w:p>
       <w:pPr>
-        <w:spacing w:line="276" w:lineRule="auto"/>
-        <w:rPr>
-          <w:rFonts w:ascii="Montserrat" w:cs="Montserrat" w:eastAsia="Montserrat" w:hAnsi="Montserrat"/>
+        <w:rPr>
+          <w:rFonts w:ascii="Montserrat" w:eastAsia="Montserrat" w:hAnsi="Montserrat" w:cs="Montserrat"/>
           <w:sz w:val="24"/>
           <w:szCs w:val="24"/>
         </w:rPr>
       </w:pPr>
       <w:r>
         <w:rPr>
-          <w:rFonts w:ascii="Montserrat" w:cs="Montserrat" w:eastAsia="Montserrat" w:hAnsi="Montserrat"/>
-          <w:i w:val="1"/>
-          <w:sz w:val="26"/>
-          <w:szCs w:val="26"/>
-          <w:highlight w:val="white"/>
-          <w:rtl w:val="0"/>
-        </w:rPr>
-        <w:t xml:space="preserve">NGỌT LAB Project is a baking club and charity initiative established in 2021 by students from Trần Đại Nghĩa High School. NGỌT aims to contribute to the community by selling pastries to raise funds, supporting orphanages, shelters, pediatric hospitals, and assisting underprivileged children within the city. Over the past 3 years, NGỌT has organized multiple pastry sales, events, and workshops, attracting over 100 participants and receiving positive feedback. They also regularly visit and provide gifts to shelters and compassionate classrooms in Ho Chi Minh City. Moving forward, NGỌT LAB Project continues to create new baking events and charitable activities, spreading positive values even further.</w:t>
-      </w:r>
-      <w:r>
-        <w:rPr>
-          <w:rtl w:val="0"/>
-        </w:rPr>
+          <w:rFonts w:ascii="Montserrat" w:eastAsia="Montserrat" w:hAnsi="Montserrat" w:cs="Montserrat"/>
+          <w:i/>
+          <w:sz w:val="26"/>
+          <w:szCs w:val="26"/>
+          <w:highlight w:val="white"/>
+        </w:rPr>
+        <w:t>NG</w:t>
+      </w:r>
+      <w:r>
+        <w:rPr>
+          <w:rFonts w:ascii="Montserrat" w:eastAsia="Montserrat" w:hAnsi="Montserrat" w:cs="Montserrat"/>
+          <w:i/>
+          <w:sz w:val="26"/>
+          <w:szCs w:val="26"/>
+          <w:highlight w:val="white"/>
+        </w:rPr>
+        <w:t>Ọ</w:t>
+      </w:r>
+      <w:r>
+        <w:rPr>
+          <w:rFonts w:ascii="Montserrat" w:eastAsia="Montserrat" w:hAnsi="Montserrat" w:cs="Montserrat"/>
+          <w:i/>
+          <w:sz w:val="26"/>
+          <w:szCs w:val="26"/>
+          <w:highlight w:val="white"/>
+        </w:rPr>
+        <w:t>T LAB Project is a baking club and charity initiative established in 2021 by students from Tr</w:t>
+      </w:r>
+      <w:r>
+        <w:rPr>
+          <w:rFonts w:ascii="Montserrat" w:eastAsia="Montserrat" w:hAnsi="Montserrat" w:cs="Montserrat"/>
+          <w:i/>
+          <w:sz w:val="26"/>
+          <w:szCs w:val="26"/>
+          <w:highlight w:val="white"/>
+          <w:lang w:val="vi-VN"/>
+        </w:rPr>
+        <w:t>a</w:t>
+      </w:r>
+      <w:r>
+        <w:rPr>
+          <w:rFonts w:ascii="Montserrat" w:eastAsia="Montserrat" w:hAnsi="Montserrat" w:cs="Montserrat"/>
+          <w:i/>
+          <w:sz w:val="26"/>
+          <w:szCs w:val="26"/>
+          <w:highlight w:val="white"/>
+        </w:rPr>
+        <w:t>n Da</w:t>
+      </w:r>
+      <w:r>
+        <w:rPr>
+          <w:rFonts w:ascii="Montserrat" w:eastAsia="Montserrat" w:hAnsi="Montserrat" w:cs="Montserrat"/>
+          <w:i/>
+          <w:sz w:val="26"/>
+          <w:szCs w:val="26"/>
+          <w:highlight w:val="white"/>
+        </w:rPr>
+        <w:t>i Ngh</w:t>
+      </w:r>
+      <w:r>
+        <w:rPr>
+          <w:rFonts w:ascii="Montserrat" w:eastAsia="Montserrat" w:hAnsi="Montserrat" w:cs="Montserrat"/>
+          <w:i/>
+          <w:sz w:val="26"/>
+          <w:szCs w:val="26"/>
+          <w:highlight w:val="white"/>
+          <w:lang w:val="vi-VN"/>
+        </w:rPr>
+        <w:t>i</w:t>
+      </w:r>
+      <w:r>
+        <w:rPr>
+          <w:rFonts w:ascii="Montserrat" w:eastAsia="Montserrat" w:hAnsi="Montserrat" w:cs="Montserrat"/>
+          <w:i/>
+          <w:sz w:val="26"/>
+          <w:szCs w:val="26"/>
+          <w:highlight w:val="white"/>
+        </w:rPr>
+        <w:t>a High School</w:t>
+      </w:r>
+      <w:r>
+        <w:rPr>
+          <w:rFonts w:ascii="Montserrat" w:eastAsia="Montserrat" w:hAnsi="Montserrat" w:cs="Montserrat"/>
+          <w:i/>
+          <w:sz w:val="26"/>
+          <w:szCs w:val="26"/>
+          <w:highlight w:val="white"/>
+          <w:lang w:val="vi-VN"/>
+        </w:rPr>
+        <w:t xml:space="preserve"> for the Gifted</w:t>
+      </w:r>
+      <w:bookmarkStart w:id="0" w:name="_GoBack"/>
+      <w:bookmarkEnd w:id="0"/>
+      <w:r>
+        <w:rPr>
+          <w:rFonts w:ascii="Montserrat" w:eastAsia="Montserrat" w:hAnsi="Montserrat" w:cs="Montserrat"/>
+          <w:i/>
+          <w:sz w:val="26"/>
+          <w:szCs w:val="26"/>
+          <w:highlight w:val="white"/>
+        </w:rPr>
+        <w:t>. NG</w:t>
+      </w:r>
+      <w:r>
+        <w:rPr>
+          <w:rFonts w:ascii="Montserrat" w:eastAsia="Montserrat" w:hAnsi="Montserrat" w:cs="Montserrat"/>
+          <w:i/>
+          <w:sz w:val="26"/>
+          <w:szCs w:val="26"/>
+          <w:highlight w:val="white"/>
+        </w:rPr>
+        <w:t>Ọ</w:t>
+      </w:r>
+      <w:r>
+        <w:rPr>
+          <w:rFonts w:ascii="Montserrat" w:eastAsia="Montserrat" w:hAnsi="Montserrat" w:cs="Montserrat"/>
+          <w:i/>
+          <w:sz w:val="26"/>
+          <w:szCs w:val="26"/>
+          <w:highlight w:val="white"/>
+        </w:rPr>
+        <w:t>T aims to contribute to the community by selling pastries to raise funds, supporting orphanages, shelters, pediatric hospitals, and</w:t>
+      </w:r>
+      <w:r>
+        <w:rPr>
+          <w:rFonts w:ascii="Montserrat" w:eastAsia="Montserrat" w:hAnsi="Montserrat" w:cs="Montserrat"/>
+          <w:i/>
+          <w:sz w:val="26"/>
+          <w:szCs w:val="26"/>
+          <w:highlight w:val="white"/>
+        </w:rPr>
+        <w:t xml:space="preserve"> assisting underprivileged children within the city. Over the past 3 years, NG</w:t>
+      </w:r>
+      <w:r>
+        <w:rPr>
+          <w:rFonts w:ascii="Montserrat" w:eastAsia="Montserrat" w:hAnsi="Montserrat" w:cs="Montserrat"/>
+          <w:i/>
+          <w:sz w:val="26"/>
+          <w:szCs w:val="26"/>
+          <w:highlight w:val="white"/>
+        </w:rPr>
+        <w:t>Ọ</w:t>
+      </w:r>
+      <w:r>
+        <w:rPr>
+          <w:rFonts w:ascii="Montserrat" w:eastAsia="Montserrat" w:hAnsi="Montserrat" w:cs="Montserrat"/>
+          <w:i/>
+          <w:sz w:val="26"/>
+          <w:szCs w:val="26"/>
+          <w:highlight w:val="white"/>
+        </w:rPr>
+        <w:t>T has organized multiple pastry sales, events, and workshops, attracting over 100 participants and receiving positive feedback. They also regularly visit and provide gifts to sh</w:t>
+      </w:r>
+      <w:r>
+        <w:rPr>
+          <w:rFonts w:ascii="Montserrat" w:eastAsia="Montserrat" w:hAnsi="Montserrat" w:cs="Montserrat"/>
+          <w:i/>
+          <w:sz w:val="26"/>
+          <w:szCs w:val="26"/>
+          <w:highlight w:val="white"/>
+        </w:rPr>
+        <w:t>elters and compassionate classrooms in Ho Chi Minh City. Moving forward, NG</w:t>
+      </w:r>
+      <w:r>
+        <w:rPr>
+          <w:rFonts w:ascii="Montserrat" w:eastAsia="Montserrat" w:hAnsi="Montserrat" w:cs="Montserrat"/>
+          <w:i/>
+          <w:sz w:val="26"/>
+          <w:szCs w:val="26"/>
+          <w:highlight w:val="white"/>
+        </w:rPr>
+        <w:t>Ọ</w:t>
+      </w:r>
+      <w:r>
+        <w:rPr>
+          <w:rFonts w:ascii="Montserrat" w:eastAsia="Montserrat" w:hAnsi="Montserrat" w:cs="Montserrat"/>
+          <w:i/>
+          <w:sz w:val="26"/>
+          <w:szCs w:val="26"/>
+          <w:highlight w:val="white"/>
+        </w:rPr>
+        <w:t>T LAB Project continues to create new baking events and charitable activities, spreading positive values even further.</w:t>
       </w:r>
     </w:p>
-    <w:p>
-      <w:pPr>
-        <w:rPr/>
-      </w:pPr>
-      <w:r>
-        <w:rPr>
-          <w:rtl w:val="0"/>
-        </w:rPr>
-      </w:r>
-    </w:p>
+    <w:p/>
     <w:sectPr>
-      <w:pgSz w:h="16834" w:w="11909" w:orient="portrait"/>
-      <w:pgMar w:bottom="1440" w:top="1440" w:left="1440" w:right="1440" w:header="720" w:footer="720"/>
+      <w:pgSz w:w="11909" w:h="16834"/>
+      <w:pgMar w:top="1440" w:right="1440" w:bottom="1440" w:left="1440" w:header="720" w:footer="720" w:gutter="0"/>
       <w:pgNumType w:start="1"/>
+      <w:cols w:space="720"/>
     </w:sectPr>
   </w:body>
 </w:document>
 </file>
 
-<file path=word/numbering.xml><?xml version="1.0" encoding="utf-8"?>
-<w:numbering xmlns:mc="http://schemas.openxmlformats.org/markup-compatibility/2006" xmlns:o="urn:schemas-microsoft-com:office:office" xmlns:r="http://schemas.openxmlformats.org/officeDocument/2006/relationships" xmlns:m="http://schemas.openxmlformats.org/officeDocument/2006/math" xmlns:v="urn:schemas-microsoft-com:vml" xmlns:wp="http://schemas.openxmlformats.org/drawingml/2006/wordprocessingDrawing" xmlns:w10="urn:schemas-microsoft-com:office:word" xmlns:w="http://schemas.openxmlformats.org/wordprocessingml/2006/main" xmlns:wne="http://schemas.microsoft.com/office/word/2006/wordml" xmlns:sl="http://schemas.openxmlformats.org/schemaLibrary/2006/main" xmlns:a="http://schemas.openxmlformats.org/drawingml/2006/main" xmlns:pic="http://schemas.openxmlformats.org/drawingml/2006/picture" xmlns:c="http://schemas.openxmlformats.org/drawingml/2006/chart" xmlns:lc="http://schemas.openxmlformats.org/drawingml/2006/lockedCanvas" xmlns:dgm="http://schemas.openxmlformats.org/drawingml/2006/diagram" xmlns:wps="http://schemas.microsoft.com/office/word/2010/wordprocessingShape" xmlns:wpg="http://schemas.microsoft.com/office/word/2010/wordprocessingGroup" xmlns:w14="http://schemas.microsoft.com/office/word/2010/wordml" xmlns:w15="http://schemas.microsoft.com/office/word/2012/wordml" xmlns:w16="http://schemas.microsoft.com/office/word/2018/wordml" xmlns:w16cex="http://schemas.microsoft.com/office/word/2018/wordml/cex" xmlns:w16cid="http://schemas.microsoft.com/office/word/2016/wordml/cid" xmlns:cr="http://schemas.microsoft.com/office/comments/2020/reactions"/>
-</file>
-
 <file path=word/styles.xml><?xml version="1.0" encoding="utf-8"?>
-<w:styles xmlns:mc="http://schemas.openxmlformats.org/markup-compatibility/2006" xmlns:o="urn:schemas-microsoft-com:office:office" xmlns:r="http://schemas.openxmlformats.org/officeDocument/2006/relationships" xmlns:m="http://schemas.openxmlformats.org/officeDocument/2006/math" xmlns:v="urn:schemas-microsoft-com:vml" xmlns:wp="http://schemas.openxmlformats.org/drawingml/2006/wordprocessingDrawing" xmlns:w10="urn:schemas-microsoft-com:office:word" xmlns:w="http://schemas.openxmlformats.org/wordprocessingml/2006/main" xmlns:wne="http://schemas.microsoft.com/office/word/2006/wordml" xmlns:sl="http://schemas.openxmlformats.org/schemaLibrary/2006/main" xmlns:a="http://schemas.openxmlformats.org/drawingml/2006/main" xmlns:pic="http://schemas.openxmlformats.org/drawingml/2006/picture" xmlns:c="http://schemas.openxmlformats.org/drawingml/2006/chart" xmlns:lc="http://schemas.openxmlformats.org/drawingml/2006/lockedCanvas" xmlns:dgm="http://schemas.openxmlformats.org/drawingml/2006/diagram" xmlns:wps="http://schemas.microsoft.com/office/word/2010/wordprocessingShape" xmlns:wpg="http://schemas.microsoft.com/office/word/2010/wordprocessingGroup" xmlns:w14="http://schemas.microsoft.com/office/word/2010/wordml" xmlns:w15="http://schemas.microsoft.com/office/word/2012/wordml" xmlns:w16="http://schemas.microsoft.com/office/word/2018/wordml" xmlns:w16cex="http://schemas.microsoft.com/office/word/2018/wordml/cex" xmlns:w16cid="http://schemas.microsoft.com/office/word/2016/wordml/cid" xmlns:cr="http://schemas.microsoft.com/office/comments/2020/reactions">
+<w:styles xmlns:mc="http://schemas.openxmlformats.org/markup-compatibility/2006" xmlns:r="http://schemas.openxmlformats.org/officeDocument/2006/relationships" xmlns:w="http://schemas.openxmlformats.org/wordprocessingml/2006/main" xmlns:w14="http://schemas.microsoft.com/office/word/2010/wordml" xmlns:w15="http://schemas.microsoft.com/office/word/2012/wordml" xmlns:w16cid="http://schemas.microsoft.com/office/word/2016/wordml/cid" xmlns:w16se="http://schemas.microsoft.com/office/word/2015/wordml/symex" mc:Ignorable="w14 w15 w16se w16cid">
   <w:docDefaults>
     <w:rPrDefault>
       <w:rPr>
-        <w:rFonts w:ascii="Arial" w:cs="Arial" w:eastAsia="Arial" w:hAnsi="Arial"/>
+        <w:rFonts w:ascii="Arial" w:eastAsia="Arial" w:hAnsi="Arial" w:cs="Arial"/>
         <w:sz w:val="22"/>
         <w:szCs w:val="22"/>
-        <w:lang w:val="vi"/>
+        <w:lang w:val="vi" w:eastAsia="en-US" w:bidi="ar-SA"/>
       </w:rPr>
     </w:rPrDefault>
     <w:pPrDefault>
@@ -68,21 +224,398 @@
       </w:pPr>
     </w:pPrDefault>
   </w:docDefaults>
-  <w:style w:type="paragraph" w:styleId="Normal" w:default="1">
-    <w:name w:val="normal"/>
-  </w:style>
-  <w:style w:type="table" w:styleId="TableNormal" w:default="1">
-    <w:name w:val="Table Normal"/>
+  <w:latentStyles w:defLockedState="0" w:defUIPriority="99" w:defSemiHidden="0" w:defUnhideWhenUsed="0" w:defQFormat="0" w:count="375">
+    <w:lsdException w:name="Normal" w:uiPriority="0" w:qFormat="1"/>
+    <w:lsdException w:name="heading 1" w:uiPriority="9" w:qFormat="1"/>
+    <w:lsdException w:name="heading 2" w:semiHidden="1" w:uiPriority="9" w:unhideWhenUsed="1" w:qFormat="1"/>
+    <w:lsdException w:name="heading 3" w:semiHidden="1" w:uiPriority="9" w:unhideWhenUsed="1" w:qFormat="1"/>
+    <w:lsdException w:name="heading 4" w:semiHidden="1" w:uiPriority="9" w:unhideWhenUsed="1" w:qFormat="1"/>
+    <w:lsdException w:name="heading 5" w:semiHidden="1" w:uiPriority="9" w:unhideWhenUsed="1" w:qFormat="1"/>
+    <w:lsdException w:name="heading 6" w:semiHidden="1" w:uiPriority="9" w:unhideWhenUsed="1" w:qFormat="1"/>
+    <w:lsdException w:name="heading 7" w:semiHidden="1" w:uiPriority="9" w:unhideWhenUsed="1" w:qFormat="1"/>
+    <w:lsdException w:name="heading 8" w:semiHidden="1" w:uiPriority="9" w:unhideWhenUsed="1" w:qFormat="1"/>
+    <w:lsdException w:name="heading 9" w:semiHidden="1" w:uiPriority="9" w:unhideWhenUsed="1" w:qFormat="1"/>
+    <w:lsdException w:name="index 1" w:semiHidden="1" w:unhideWhenUsed="1"/>
+    <w:lsdException w:name="index 2" w:semiHidden="1" w:unhideWhenUsed="1"/>
+    <w:lsdException w:name="index 3" w:semiHidden="1" w:unhideWhenUsed="1"/>
+    <w:lsdException w:name="index 4" w:semiHidden="1" w:unhideWhenUsed="1"/>
+    <w:lsdException w:name="index 5" w:semiHidden="1" w:unhideWhenUsed="1"/>
+    <w:lsdException w:name="index 6" w:semiHidden="1" w:unhideWhenUsed="1"/>
+    <w:lsdException w:name="index 7" w:semiHidden="1" w:unhideWhenUsed="1"/>
+    <w:lsdException w:name="index 8" w:semiHidden="1" w:unhideWhenUsed="1"/>
+    <w:lsdException w:name="index 9" w:semiHidden="1" w:unhideWhenUsed="1"/>
+    <w:lsdException w:name="toc 1" w:semiHidden="1" w:uiPriority="39" w:unhideWhenUsed="1"/>
+    <w:lsdException w:name="toc 2" w:semiHidden="1" w:uiPriority="39" w:unhideWhenUsed="1"/>
+    <w:lsdException w:name="toc 3" w:semiHidden="1" w:uiPriority="39" w:unhideWhenUsed="1"/>
+    <w:lsdException w:name="toc 4" w:semiHidden="1" w:uiPriority="39" w:unhideWhenUsed="1"/>
+    <w:lsdException w:name="toc 5" w:semiHidden="1" w:uiPriority="39" w:unhideWhenUsed="1"/>
+    <w:lsdException w:name="toc 6" w:semiHidden="1" w:uiPriority="39" w:unhideWhenUsed="1"/>
+    <w:lsdException w:name="toc 7" w:semiHidden="1" w:uiPriority="39" w:unhideWhenUsed="1"/>
+    <w:lsdException w:name="toc 8" w:semiHidden="1" w:uiPriority="39" w:unhideWhenUsed="1"/>
+    <w:lsdException w:name="toc 9" w:semiHidden="1" w:uiPriority="39" w:unhideWhenUsed="1"/>
+    <w:lsdException w:name="Normal Indent" w:semiHidden="1" w:unhideWhenUsed="1"/>
+    <w:lsdException w:name="footnote text" w:semiHidden="1" w:unhideWhenUsed="1"/>
+    <w:lsdException w:name="annotation text" w:semiHidden="1" w:unhideWhenUsed="1"/>
+    <w:lsdException w:name="header" w:semiHidden="1" w:unhideWhenUsed="1"/>
+    <w:lsdException w:name="footer" w:semiHidden="1" w:unhideWhenUsed="1"/>
+    <w:lsdException w:name="index heading" w:semiHidden="1" w:unhideWhenUsed="1"/>
+    <w:lsdException w:name="caption" w:semiHidden="1" w:uiPriority="35" w:unhideWhenUsed="1" w:qFormat="1"/>
+    <w:lsdException w:name="table of figures" w:semiHidden="1" w:unhideWhenUsed="1"/>
+    <w:lsdException w:name="envelope address" w:semiHidden="1" w:unhideWhenUsed="1"/>
+    <w:lsdException w:name="envelope return" w:semiHidden="1" w:unhideWhenUsed="1"/>
+    <w:lsdException w:name="footnote reference" w:semiHidden="1" w:unhideWhenUsed="1"/>
+    <w:lsdException w:name="annotation reference" w:semiHidden="1" w:unhideWhenUsed="1"/>
+    <w:lsdException w:name="line number" w:semiHidden="1" w:unhideWhenUsed="1"/>
+    <w:lsdException w:name="page number" w:semiHidden="1" w:unhideWhenUsed="1"/>
+    <w:lsdException w:name="endnote reference" w:semiHidden="1" w:unhideWhenUsed="1"/>
+    <w:lsdException w:name="endnote text" w:semiHidden="1" w:unhideWhenUsed="1"/>
+    <w:lsdException w:name="table of authorities" w:semiHidden="1" w:unhideWhenUsed="1"/>
+    <w:lsdException w:name="macro" w:semiHidden="1" w:unhideWhenUsed="1"/>
+    <w:lsdException w:name="toa heading" w:semiHidden="1" w:unhideWhenUsed="1"/>
+    <w:lsdException w:name="List" w:semiHidden="1" w:unhideWhenUsed="1"/>
+    <w:lsdException w:name="List Bullet" w:semiHidden="1" w:unhideWhenUsed="1"/>
+    <w:lsdException w:name="List Number" w:semiHidden="1" w:unhideWhenUsed="1"/>
+    <w:lsdException w:name="List 2" w:semiHidden="1" w:unhideWhenUsed="1"/>
+    <w:lsdException w:name="List 3" w:semiHidden="1" w:unhideWhenUsed="1"/>
+    <w:lsdException w:name="List 4" w:semiHidden="1" w:unhideWhenUsed="1"/>
+    <w:lsdException w:name="List 5" w:semiHidden="1" w:unhideWhenUsed="1"/>
+    <w:lsdException w:name="List Bullet 2" w:semiHidden="1" w:unhideWhenUsed="1"/>
+    <w:lsdException w:name="List Bullet 3" w:semiHidden="1" w:unhideWhenUsed="1"/>
+    <w:lsdException w:name="List Bullet 4" w:semiHidden="1" w:unhideWhenUsed="1"/>
+    <w:lsdException w:name="List Bullet 5" w:semiHidden="1" w:unhideWhenUsed="1"/>
+    <w:lsdException w:name="List Number 2" w:semiHidden="1" w:unhideWhenUsed="1"/>
+    <w:lsdException w:name="List Number 3" w:semiHidden="1" w:unhideWhenUsed="1"/>
+    <w:lsdException w:name="List Number 4" w:semiHidden="1" w:unhideWhenUsed="1"/>
+    <w:lsdException w:name="List Number 5" w:semiHidden="1" w:unhideWhenUsed="1"/>
+    <w:lsdException w:name="Title" w:uiPriority="10" w:qFormat="1"/>
+    <w:lsdException w:name="Closing" w:semiHidden="1" w:unhideWhenUsed="1"/>
+    <w:lsdException w:name="Signature" w:semiHidden="1" w:unhideWhenUsed="1"/>
+    <w:lsdException w:name="Default Paragraph Font" w:semiHidden="1" w:uiPriority="1" w:unhideWhenUsed="1"/>
+    <w:lsdException w:name="Body Text" w:semiHidden="1" w:unhideWhenUsed="1"/>
+    <w:lsdException w:name="Body Text Indent" w:semiHidden="1" w:unhideWhenUsed="1"/>
+    <w:lsdException w:name="List Continue" w:semiHidden="1" w:unhideWhenUsed="1"/>
+    <w:lsdException w:name="List Continue 2" w:semiHidden="1" w:unhideWhenUsed="1"/>
+    <w:lsdException w:name="List Continue 3" w:semiHidden="1" w:unhideWhenUsed="1"/>
+    <w:lsdException w:name="List Continue 4" w:semiHidden="1" w:unhideWhenUsed="1"/>
+    <w:lsdException w:name="List Continue 5" w:semiHidden="1" w:unhideWhenUsed="1"/>
+    <w:lsdException w:name="Message Header" w:semiHidden="1" w:unhideWhenUsed="1"/>
+    <w:lsdException w:name="Subtitle" w:uiPriority="11" w:qFormat="1"/>
+    <w:lsdException w:name="Salutation" w:semiHidden="1" w:unhideWhenUsed="1"/>
+    <w:lsdException w:name="Date" w:semiHidden="1" w:unhideWhenUsed="1"/>
+    <w:lsdException w:name="Body Text First Indent" w:semiHidden="1" w:unhideWhenUsed="1"/>
+    <w:lsdException w:name="Body Text First Indent 2" w:semiHidden="1" w:unhideWhenUsed="1"/>
+    <w:lsdException w:name="Note Heading" w:semiHidden="1" w:unhideWhenUsed="1"/>
+    <w:lsdException w:name="Body Text 2" w:semiHidden="1" w:unhideWhenUsed="1"/>
+    <w:lsdException w:name="Body Text 3" w:semiHidden="1" w:unhideWhenUsed="1"/>
+    <w:lsdException w:name="Body Text Indent 2" w:semiHidden="1" w:unhideWhenUsed="1"/>
+    <w:lsdException w:name="Body Text Indent 3" w:semiHidden="1" w:unhideWhenUsed="1"/>
+    <w:lsdException w:name="Block Text" w:semiHidden="1" w:unhideWhenUsed="1"/>
+    <w:lsdException w:name="Hyperlink" w:semiHidden="1" w:unhideWhenUsed="1"/>
+    <w:lsdException w:name="FollowedHyperlink" w:semiHidden="1" w:unhideWhenUsed="1"/>
+    <w:lsdException w:name="Strong" w:uiPriority="22" w:qFormat="1"/>
+    <w:lsdException w:name="Emphasis" w:uiPriority="20" w:qFormat="1"/>
+    <w:lsdException w:name="Document Map" w:semiHidden="1" w:unhideWhenUsed="1"/>
+    <w:lsdException w:name="Plain Text" w:semiHidden="1" w:unhideWhenUsed="1"/>
+    <w:lsdException w:name="E-mail Signature" w:semiHidden="1" w:unhideWhenUsed="1"/>
+    <w:lsdException w:name="HTML Top of Form" w:semiHidden="1" w:unhideWhenUsed="1"/>
+    <w:lsdException w:name="HTML Bottom of Form" w:semiHidden="1" w:unhideWhenUsed="1"/>
+    <w:lsdException w:name="Normal (Web)" w:semiHidden="1" w:unhideWhenUsed="1"/>
+    <w:lsdException w:name="HTML Acronym" w:semiHidden="1" w:unhideWhenUsed="1"/>
+    <w:lsdException w:name="HTML Address" w:semiHidden="1" w:unhideWhenUsed="1"/>
+    <w:lsdException w:name="HTML Cite" w:semiHidden="1" w:unhideWhenUsed="1"/>
+    <w:lsdException w:name="HTML Code" w:semiHidden="1" w:unhideWhenUsed="1"/>
+    <w:lsdException w:name="HTML Definition" w:semiHidden="1" w:unhideWhenUsed="1"/>
+    <w:lsdException w:name="HTML Keyboard" w:semiHidden="1" w:unhideWhenUsed="1"/>
+    <w:lsdException w:name="HTML Preformatted" w:semiHidden="1" w:unhideWhenUsed="1"/>
+    <w:lsdException w:name="HTML Sample" w:semiHidden="1" w:unhideWhenUsed="1"/>
+    <w:lsdException w:name="HTML Typewriter" w:semiHidden="1" w:unhideWhenUsed="1"/>
+    <w:lsdException w:name="HTML Variable" w:semiHidden="1" w:unhideWhenUsed="1"/>
+    <w:lsdException w:name="Normal Table" w:semiHidden="1" w:unhideWhenUsed="1"/>
+    <w:lsdException w:name="annotation subject" w:semiHidden="1" w:unhideWhenUsed="1"/>
+    <w:lsdException w:name="No List" w:semiHidden="1" w:unhideWhenUsed="1"/>
+    <w:lsdException w:name="Outline List 1" w:semiHidden="1" w:unhideWhenUsed="1"/>
+    <w:lsdException w:name="Outline List 2" w:semiHidden="1" w:unhideWhenUsed="1"/>
+    <w:lsdException w:name="Outline List 3" w:semiHidden="1" w:unhideWhenUsed="1"/>
+    <w:lsdException w:name="Table Simple 1" w:semiHidden="1" w:unhideWhenUsed="1"/>
+    <w:lsdException w:name="Table Simple 2" w:semiHidden="1" w:unhideWhenUsed="1"/>
+    <w:lsdException w:name="Table Simple 3" w:semiHidden="1" w:unhideWhenUsed="1"/>
+    <w:lsdException w:name="Table Classic 1" w:semiHidden="1" w:unhideWhenUsed="1"/>
+    <w:lsdException w:name="Table Classic 2" w:semiHidden="1" w:unhideWhenUsed="1"/>
+    <w:lsdException w:name="Table Classic 3" w:semiHidden="1" w:unhideWhenUsed="1"/>
+    <w:lsdException w:name="Table Classic 4" w:semiHidden="1" w:unhideWhenUsed="1"/>
+    <w:lsdException w:name="Table Colorful 1" w:semiHidden="1" w:unhideWhenUsed="1"/>
+    <w:lsdException w:name="Table Colorful 2" w:semiHidden="1" w:unhideWhenUsed="1"/>
+    <w:lsdException w:name="Table Colorful 3" w:semiHidden="1" w:unhideWhenUsed="1"/>
+    <w:lsdException w:name="Table Columns 1" w:semiHidden="1" w:unhideWhenUsed="1"/>
+    <w:lsdException w:name="Table Columns 2" w:semiHidden="1" w:unhideWhenUsed="1"/>
+    <w:lsdException w:name="Table Columns 3" w:semiHidden="1" w:unhideWhenUsed="1"/>
+    <w:lsdException w:name="Table Columns 4" w:semiHidden="1" w:unhideWhenUsed="1"/>
+    <w:lsdException w:name="Table Columns 5" w:semiHidden="1" w:unhideWhenUsed="1"/>
+    <w:lsdException w:name="Table Grid 1" w:semiHidden="1" w:unhideWhenUsed="1"/>
+    <w:lsdException w:name="Table Grid 2" w:semiHidden="1" w:unhideWhenUsed="1"/>
+    <w:lsdException w:name="Table Grid 3" w:semiHidden="1" w:unhideWhenUsed="1"/>
+    <w:lsdException w:name="Table Grid 4" w:semiHidden="1" w:unhideWhenUsed="1"/>
+    <w:lsdException w:name="Table Grid 5" w:semiHidden="1" w:unhideWhenUsed="1"/>
+    <w:lsdException w:name="Table Grid 6" w:semiHidden="1" w:unhideWhenUsed="1"/>
+    <w:lsdException w:name="Table Grid 7" w:semiHidden="1" w:unhideWhenUsed="1"/>
+    <w:lsdException w:name="Table Grid 8" w:semiHidden="1" w:unhideWhenUsed="1"/>
+    <w:lsdException w:name="Table List 1" w:semiHidden="1" w:unhideWhenUsed="1"/>
+    <w:lsdException w:name="Table List 2" w:semiHidden="1" w:unhideWhenUsed="1"/>
+    <w:lsdException w:name="Table List 3" w:semiHidden="1" w:unhideWhenUsed="1"/>
+    <w:lsdException w:name="Table List 4" w:semiHidden="1" w:unhideWhenUsed="1"/>
+    <w:lsdException w:name="Table List 5" w:semiHidden="1" w:unhideWhenUsed="1"/>
+    <w:lsdException w:name="Table List 6" w:semiHidden="1" w:unhideWhenUsed="1"/>
+    <w:lsdException w:name="Table List 7" w:semiHidden="1" w:unhideWhenUsed="1"/>
+    <w:lsdException w:name="Table List 8" w:semiHidden="1" w:unhideWhenUsed="1"/>
+    <w:lsdException w:name="Table 3D effects 1" w:semiHidden="1" w:unhideWhenUsed="1"/>
+    <w:lsdException w:name="Table 3D effects 2" w:semiHidden="1" w:unhideWhenUsed="1"/>
+    <w:lsdException w:name="Table 3D effects 3" w:semiHidden="1" w:unhideWhenUsed="1"/>
+    <w:lsdException w:name="Table Contemporary" w:semiHidden="1" w:unhideWhenUsed="1"/>
+    <w:lsdException w:name="Table Elegant" w:semiHidden="1" w:unhideWhenUsed="1"/>
+    <w:lsdException w:name="Table Professional" w:semiHidden="1" w:unhideWhenUsed="1"/>
+    <w:lsdException w:name="Table Subtle 1" w:semiHidden="1" w:unhideWhenUsed="1"/>
+    <w:lsdException w:name="Table Subtle 2" w:semiHidden="1" w:unhideWhenUsed="1"/>
+    <w:lsdException w:name="Table Web 1" w:semiHidden="1" w:unhideWhenUsed="1"/>
+    <w:lsdException w:name="Table Web 2" w:semiHidden="1" w:unhideWhenUsed="1"/>
+    <w:lsdException w:name="Table Web 3" w:semiHidden="1" w:unhideWhenUsed="1"/>
+    <w:lsdException w:name="Balloon Text" w:semiHidden="1" w:unhideWhenUsed="1"/>
+    <w:lsdException w:name="Table Grid" w:uiPriority="39"/>
+    <w:lsdException w:name="Table Theme" w:semiHidden="1" w:unhideWhenUsed="1"/>
+    <w:lsdException w:name="Placeholder Text" w:semiHidden="1"/>
+    <w:lsdException w:name="No Spacing" w:uiPriority="1" w:qFormat="1"/>
+    <w:lsdException w:name="Light Shading" w:uiPriority="60"/>
+    <w:lsdException w:name="Light List" w:uiPriority="61"/>
+    <w:lsdException w:name="Light Grid" w:uiPriority="62"/>
+    <w:lsdException w:name="Medium Shading 1" w:uiPriority="63"/>
+    <w:lsdException w:name="Medium Shading 2" w:uiPriority="64"/>
+    <w:lsdException w:name="Medium List 1" w:uiPriority="65"/>
+    <w:lsdException w:name="Medium List 2" w:uiPriority="66"/>
+    <w:lsdException w:name="Medium Grid 1" w:uiPriority="67"/>
+    <w:lsdException w:name="Medium Grid 2" w:uiPriority="68"/>
+    <w:lsdException w:name="Medium Grid 3" w:uiPriority="69"/>
+    <w:lsdException w:name="Dark List" w:uiPriority="70"/>
+    <w:lsdException w:name="Colorful Shading" w:uiPriority="71"/>
+    <w:lsdException w:name="Colorful List" w:uiPriority="72"/>
+    <w:lsdException w:name="Colorful Grid" w:uiPriority="73"/>
+    <w:lsdException w:name="Light Shading Accent 1" w:uiPriority="60"/>
+    <w:lsdException w:name="Light List Accent 1" w:uiPriority="61"/>
+    <w:lsdException w:name="Light Grid Accent 1" w:uiPriority="62"/>
+    <w:lsdException w:name="Medium Shading 1 Accent 1" w:uiPriority="63"/>
+    <w:lsdException w:name="Medium Shading 2 Accent 1" w:uiPriority="64"/>
+    <w:lsdException w:name="Medium List 1 Accent 1" w:uiPriority="65"/>
+    <w:lsdException w:name="Revision" w:semiHidden="1"/>
+    <w:lsdException w:name="List Paragraph" w:uiPriority="34" w:qFormat="1"/>
+    <w:lsdException w:name="Quote" w:uiPriority="29" w:qFormat="1"/>
+    <w:lsdException w:name="Intense Quote" w:uiPriority="30" w:qFormat="1"/>
+    <w:lsdException w:name="Medium List 2 Accent 1" w:uiPriority="66"/>
+    <w:lsdException w:name="Medium Grid 1 Accent 1" w:uiPriority="67"/>
+    <w:lsdException w:name="Medium Grid 2 Accent 1" w:uiPriority="68"/>
+    <w:lsdException w:name="Medium Grid 3 Accent 1" w:uiPriority="69"/>
+    <w:lsdException w:name="Dark List Accent 1" w:uiPriority="70"/>
+    <w:lsdException w:name="Colorful Shading Accent 1" w:uiPriority="71"/>
+    <w:lsdException w:name="Colorful List Accent 1" w:uiPriority="72"/>
+    <w:lsdException w:name="Colorful Grid Accent 1" w:uiPriority="73"/>
+    <w:lsdException w:name="Light Shading Accent 2" w:uiPriority="60"/>
+    <w:lsdException w:name="Light List Accent 2" w:uiPriority="61"/>
+    <w:lsdException w:name="Light Grid Accent 2" w:uiPriority="62"/>
+    <w:lsdException w:name="Medium Shading 1 Accent 2" w:uiPriority="63"/>
+    <w:lsdException w:name="Medium Shading 2 Accent 2" w:uiPriority="64"/>
+    <w:lsdException w:name="Medium List 1 Accent 2" w:uiPriority="65"/>
+    <w:lsdException w:name="Medium List 2 Accent 2" w:uiPriority="66"/>
+    <w:lsdException w:name="Medium Grid 1 Accent 2" w:uiPriority="67"/>
+    <w:lsdException w:name="Medium Grid 2 Accent 2" w:uiPriority="68"/>
+    <w:lsdException w:name="Medium Grid 3 Accent 2" w:uiPriority="69"/>
+    <w:lsdException w:name="Dark List Accent 2" w:uiPriority="70"/>
+    <w:lsdException w:name="Colorful Shading Accent 2" w:uiPriority="71"/>
+    <w:lsdException w:name="Colorful List Accent 2" w:uiPriority="72"/>
+    <w:lsdException w:name="Colorful Grid Accent 2" w:uiPriority="73"/>
+    <w:lsdException w:name="Light Shading Accent 3" w:uiPriority="60"/>
+    <w:lsdException w:name="Light List Accent 3" w:uiPriority="61"/>
+    <w:lsdException w:name="Light Grid Accent 3" w:uiPriority="62"/>
+    <w:lsdException w:name="Medium Shading 1 Accent 3" w:uiPriority="63"/>
+    <w:lsdException w:name="Medium Shading 2 Accent 3" w:uiPriority="64"/>
+    <w:lsdException w:name="Medium List 1 Accent 3" w:uiPriority="65"/>
+    <w:lsdException w:name="Medium List 2 Accent 3" w:uiPriority="66"/>
+    <w:lsdException w:name="Medium Grid 1 Accent 3" w:uiPriority="67"/>
+    <w:lsdException w:name="Medium Grid 2 Accent 3" w:uiPriority="68"/>
+    <w:lsdException w:name="Medium Grid 3 Accent 3" w:uiPriority="69"/>
+    <w:lsdException w:name="Dark List Accent 3" w:uiPriority="70"/>
+    <w:lsdException w:name="Colorful Shading Accent 3" w:uiPriority="71"/>
+    <w:lsdException w:name="Colorful List Accent 3" w:uiPriority="72"/>
+    <w:lsdException w:name="Colorful Grid Accent 3" w:uiPriority="73"/>
+    <w:lsdException w:name="Light Shading Accent 4" w:uiPriority="60"/>
+    <w:lsdException w:name="Light List Accent 4" w:uiPriority="61"/>
+    <w:lsdException w:name="Light Grid Accent 4" w:uiPriority="62"/>
+    <w:lsdException w:name="Medium Shading 1 Accent 4" w:uiPriority="63"/>
+    <w:lsdException w:name="Medium Shading 2 Accent 4" w:uiPriority="64"/>
+    <w:lsdException w:name="Medium List 1 Accent 4" w:uiPriority="65"/>
+    <w:lsdException w:name="Medium List 2 Accent 4" w:uiPriority="66"/>
+    <w:lsdException w:name="Medium Grid 1 Accent 4" w:uiPriority="67"/>
+    <w:lsdException w:name="Medium Grid 2 Accent 4" w:uiPriority="68"/>
+    <w:lsdException w:name="Medium Grid 3 Accent 4" w:uiPriority="69"/>
+    <w:lsdException w:name="Dark List Accent 4" w:uiPriority="70"/>
+    <w:lsdException w:name="Colorful Shading Accent 4" w:uiPriority="71"/>
+    <w:lsdException w:name="Colorful List Accent 4" w:uiPriority="72"/>
+    <w:lsdException w:name="Colorful Grid Accent 4" w:uiPriority="73"/>
+    <w:lsdException w:name="Light Shading Accent 5" w:uiPriority="60"/>
+    <w:lsdException w:name="Light List Accent 5" w:uiPriority="61"/>
+    <w:lsdException w:name="Light Grid Accent 5" w:uiPriority="62"/>
+    <w:lsdException w:name="Medium Shading 1 Accent 5" w:uiPriority="63"/>
+    <w:lsdException w:name="Medium Shading 2 Accent 5" w:uiPriority="64"/>
+    <w:lsdException w:name="Medium List 1 Accent 5" w:uiPriority="65"/>
+    <w:lsdException w:name="Medium List 2 Accent 5" w:uiPriority="66"/>
+    <w:lsdException w:name="Medium Grid 1 Accent 5" w:uiPriority="67"/>
+    <w:lsdException w:name="Medium Grid 2 Accent 5" w:uiPriority="68"/>
+    <w:lsdException w:name="Medium Grid 3 Accent 5" w:uiPriority="69"/>
+    <w:lsdException w:name="Dark List Accent 5" w:uiPriority="70"/>
+    <w:lsdException w:name="Colorful Shading Accent 5" w:uiPriority="71"/>
+    <w:lsdException w:name="Colorful List Accent 5" w:uiPriority="72"/>
+    <w:lsdException w:name="Colorful Grid Accent 5" w:uiPriority="73"/>
+    <w:lsdException w:name="Light Shading Accent 6" w:uiPriority="60"/>
+    <w:lsdException w:name="Light List Accent 6" w:uiPriority="61"/>
+    <w:lsdException w:name="Light Grid Accent 6" w:uiPriority="62"/>
+    <w:lsdException w:name="Medium Shading 1 Accent 6" w:uiPriority="63"/>
+    <w:lsdException w:name="Medium Shading 2 Accent 6" w:uiPriority="64"/>
+    <w:lsdException w:name="Medium List 1 Accent 6" w:uiPriority="65"/>
+    <w:lsdException w:name="Medium List 2 Accent 6" w:uiPriority="66"/>
+    <w:lsdException w:name="Medium Grid 1 Accent 6" w:uiPriority="67"/>
+    <w:lsdException w:name="Medium Grid 2 Accent 6" w:uiPriority="68"/>
+    <w:lsdException w:name="Medium Grid 3 Accent 6" w:uiPriority="69"/>
+    <w:lsdException w:name="Dark List Accent 6" w:uiPriority="70"/>
+    <w:lsdException w:name="Colorful Shading Accent 6" w:uiPriority="71"/>
+    <w:lsdException w:name="Colorful List Accent 6" w:uiPriority="72"/>
+    <w:lsdException w:name="Colorful Grid Accent 6" w:uiPriority="73"/>
+    <w:lsdException w:name="Subtle Emphasis" w:uiPriority="19" w:qFormat="1"/>
+    <w:lsdException w:name="Intense Emphasis" w:uiPriority="21" w:qFormat="1"/>
+    <w:lsdException w:name="Subtle Reference" w:uiPriority="31" w:qFormat="1"/>
+    <w:lsdException w:name="Intense Reference" w:uiPriority="32" w:qFormat="1"/>
+    <w:lsdException w:name="Book Title" w:uiPriority="33" w:qFormat="1"/>
+    <w:lsdException w:name="Bibliography" w:semiHidden="1" w:uiPriority="37" w:unhideWhenUsed="1"/>
+    <w:lsdException w:name="TOC Heading" w:semiHidden="1" w:uiPriority="39" w:unhideWhenUsed="1" w:qFormat="1"/>
+    <w:lsdException w:name="Plain Table 1" w:uiPriority="41"/>
+    <w:lsdException w:name="Plain Table 2" w:uiPriority="42"/>
+    <w:lsdException w:name="Plain Table 3" w:uiPriority="43"/>
+    <w:lsdException w:name="Plain Table 4" w:uiPriority="44"/>
+    <w:lsdException w:name="Plain Table 5" w:uiPriority="45"/>
+    <w:lsdException w:name="Grid Table Light" w:uiPriority="40"/>
+    <w:lsdException w:name="Grid Table 1 Light" w:uiPriority="46"/>
+    <w:lsdException w:name="Grid Table 2" w:uiPriority="47"/>
+    <w:lsdException w:name="Grid Table 3" w:uiPriority="48"/>
+    <w:lsdException w:name="Grid Table 4" w:uiPriority="49"/>
+    <w:lsdException w:name="Grid Table 5 Dark" w:uiPriority="50"/>
+    <w:lsdException w:name="Grid Table 6 Colorful" w:uiPriority="51"/>
+    <w:lsdException w:name="Grid Table 7 Colorful" w:uiPriority="52"/>
+    <w:lsdException w:name="Grid Table 1 Light Accent 1" w:uiPriority="46"/>
+    <w:lsdException w:name="Grid Table 2 Accent 1" w:uiPriority="47"/>
+    <w:lsdException w:name="Grid Table 3 Accent 1" w:uiPriority="48"/>
+    <w:lsdException w:name="Grid Table 4 Accent 1" w:uiPriority="49"/>
+    <w:lsdException w:name="Grid Table 5 Dark Accent 1" w:uiPriority="50"/>
+    <w:lsdException w:name="Grid Table 6 Colorful Accent 1" w:uiPriority="51"/>
+    <w:lsdException w:name="Grid Table 7 Colorful Accent 1" w:uiPriority="52"/>
+    <w:lsdException w:name="Grid Table 1 Light Accent 2" w:uiPriority="46"/>
+    <w:lsdException w:name="Grid Table 2 Accent 2" w:uiPriority="47"/>
+    <w:lsdException w:name="Grid Table 3 Accent 2" w:uiPriority="48"/>
+    <w:lsdException w:name="Grid Table 4 Accent 2" w:uiPriority="49"/>
+    <w:lsdException w:name="Grid Table 5 Dark Accent 2" w:uiPriority="50"/>
+    <w:lsdException w:name="Grid Table 6 Colorful Accent 2" w:uiPriority="51"/>
+    <w:lsdException w:name="Grid Table 7 Colorful Accent 2" w:uiPriority="52"/>
+    <w:lsdException w:name="Grid Table 1 Light Accent 3" w:uiPriority="46"/>
+    <w:lsdException w:name="Grid Table 2 Accent 3" w:uiPriority="47"/>
+    <w:lsdException w:name="Grid Table 3 Accent 3" w:uiPriority="48"/>
+    <w:lsdException w:name="Grid Table 4 Accent 3" w:uiPriority="49"/>
+    <w:lsdException w:name="Grid Table 5 Dark Accent 3" w:uiPriority="50"/>
+    <w:lsdException w:name="Grid Table 6 Colorful Accent 3" w:uiPriority="51"/>
+    <w:lsdException w:name="Grid Table 7 Colorful Accent 3" w:uiPriority="52"/>
+    <w:lsdException w:name="Grid Table 1 Light Accent 4" w:uiPriority="46"/>
+    <w:lsdException w:name="Grid Table 2 Accent 4" w:uiPriority="47"/>
+    <w:lsdException w:name="Grid Table 3 Accent 4" w:uiPriority="48"/>
+    <w:lsdException w:name="Grid Table 4 Accent 4" w:uiPriority="49"/>
+    <w:lsdException w:name="Grid Table 5 Dark Accent 4" w:uiPriority="50"/>
+    <w:lsdException w:name="Grid Table 6 Colorful Accent 4" w:uiPriority="51"/>
+    <w:lsdException w:name="Grid Table 7 Colorful Accent 4" w:uiPriority="52"/>
+    <w:lsdException w:name="Grid Table 1 Light Accent 5" w:uiPriority="46"/>
+    <w:lsdException w:name="Grid Table 2 Accent 5" w:uiPriority="47"/>
+    <w:lsdException w:name="Grid Table 3 Accent 5" w:uiPriority="48"/>
+    <w:lsdException w:name="Grid Table 4 Accent 5" w:uiPriority="49"/>
+    <w:lsdException w:name="Grid Table 5 Dark Accent 5" w:uiPriority="50"/>
+    <w:lsdException w:name="Grid Table 6 Colorful Accent 5" w:uiPriority="51"/>
+    <w:lsdException w:name="Grid Table 7 Colorful Accent 5" w:uiPriority="52"/>
+    <w:lsdException w:name="Grid Table 1 Light Accent 6" w:uiPriority="46"/>
+    <w:lsdException w:name="Grid Table 2 Accent 6" w:uiPriority="47"/>
+    <w:lsdException w:name="Grid Table 3 Accent 6" w:uiPriority="48"/>
+    <w:lsdException w:name="Grid Table 4 Accent 6" w:uiPriority="49"/>
+    <w:lsdException w:name="Grid Table 5 Dark Accent 6" w:uiPriority="50"/>
+    <w:lsdException w:name="Grid Table 6 Colorful Accent 6" w:uiPriority="51"/>
+    <w:lsdException w:name="Grid Table 7 Colorful Accent 6" w:uiPriority="52"/>
+    <w:lsdException w:name="List Table 1 Light" w:uiPriority="46"/>
+    <w:lsdException w:name="List Table 2" w:uiPriority="47"/>
+    <w:lsdException w:name="List Table 3" w:uiPriority="48"/>
+    <w:lsdException w:name="List Table 4" w:uiPriority="49"/>
+    <w:lsdException w:name="List Table 5 Dark" w:uiPriority="50"/>
+    <w:lsdException w:name="List Table 6 Colorful" w:uiPriority="51"/>
+    <w:lsdException w:name="List Table 7 Colorful" w:uiPriority="52"/>
+    <w:lsdException w:name="List Table 1 Light Accent 1" w:uiPriority="46"/>
+    <w:lsdException w:name="List Table 2 Accent 1" w:uiPriority="47"/>
+    <w:lsdException w:name="List Table 3 Accent 1" w:uiPriority="48"/>
+    <w:lsdException w:name="List Table 4 Accent 1" w:uiPriority="49"/>
+    <w:lsdException w:name="List Table 5 Dark Accent 1" w:uiPriority="50"/>
+    <w:lsdException w:name="List Table 6 Colorful Accent 1" w:uiPriority="51"/>
+    <w:lsdException w:name="List Table 7 Colorful Accent 1" w:uiPriority="52"/>
+    <w:lsdException w:name="List Table 1 Light Accent 2" w:uiPriority="46"/>
+    <w:lsdException w:name="List Table 2 Accent 2" w:uiPriority="47"/>
+    <w:lsdException w:name="List Table 3 Accent 2" w:uiPriority="48"/>
+    <w:lsdException w:name="List Table 4 Accent 2" w:uiPriority="49"/>
+    <w:lsdException w:name="List Table 5 Dark Accent 2" w:uiPriority="50"/>
+    <w:lsdException w:name="List Table 6 Colorful Accent 2" w:uiPriority="51"/>
+    <w:lsdException w:name="List Table 7 Colorful Accent 2" w:uiPriority="52"/>
+    <w:lsdException w:name="List Table 1 Light Accent 3" w:uiPriority="46"/>
+    <w:lsdException w:name="List Table 2 Accent 3" w:uiPriority="47"/>
+    <w:lsdException w:name="List Table 3 Accent 3" w:uiPriority="48"/>
+    <w:lsdException w:name="List Table 4 Accent 3" w:uiPriority="49"/>
+    <w:lsdException w:name="List Table 5 Dark Accent 3" w:uiPriority="50"/>
+    <w:lsdException w:name="List Table 6 Colorful Accent 3" w:uiPriority="51"/>
+    <w:lsdException w:name="List Table 7 Colorful Accent 3" w:uiPriority="52"/>
+    <w:lsdException w:name="List Table 1 Light Accent 4" w:uiPriority="46"/>
+    <w:lsdException w:name="List Table 2 Accent 4" w:uiPriority="47"/>
+    <w:lsdException w:name="List Table 3 Accent 4" w:uiPriority="48"/>
+    <w:lsdException w:name="List Table 4 Accent 4" w:uiPriority="49"/>
+    <w:lsdException w:name="List Table 5 Dark Accent 4" w:uiPriority="50"/>
+    <w:lsdException w:name="List Table 6 Colorful Accent 4" w:uiPriority="51"/>
+    <w:lsdException w:name="List Table 7 Colorful Accent 4" w:uiPriority="52"/>
+    <w:lsdException w:name="List Table 1 Light Accent 5" w:uiPriority="46"/>
+    <w:lsdException w:name="List Table 2 Accent 5" w:uiPriority="47"/>
+    <w:lsdException w:name="List Table 3 Accent 5" w:uiPriority="48"/>
+    <w:lsdException w:name="List Table 4 Accent 5" w:uiPriority="49"/>
+    <w:lsdException w:name="List Table 5 Dark Accent 5" w:uiPriority="50"/>
+    <w:lsdException w:name="List Table 6 Colorful Accent 5" w:uiPriority="51"/>
+    <w:lsdException w:name="List Table 7 Colorful Accent 5" w:uiPriority="52"/>
+    <w:lsdException w:name="List Table 1 Light Accent 6" w:uiPriority="46"/>
+    <w:lsdException w:name="List Table 2 Accent 6" w:uiPriority="47"/>
+    <w:lsdException w:name="List Table 3 Accent 6" w:uiPriority="48"/>
+    <w:lsdException w:name="List Table 4 Accent 6" w:uiPriority="49"/>
+    <w:lsdException w:name="List Table 5 Dark Accent 6" w:uiPriority="50"/>
+    <w:lsdException w:name="List Table 6 Colorful Accent 6" w:uiPriority="51"/>
+    <w:lsdException w:name="List Table 7 Colorful Accent 6" w:uiPriority="52"/>
+    <w:lsdException w:name="Mention" w:semiHidden="1" w:unhideWhenUsed="1"/>
+    <w:lsdException w:name="Smart Hyperlink" w:semiHidden="1" w:unhideWhenUsed="1"/>
+    <w:lsdException w:name="Hashtag" w:semiHidden="1" w:unhideWhenUsed="1"/>
+    <w:lsdException w:name="Unresolved Mention" w:semiHidden="1" w:unhideWhenUsed="1"/>
+  </w:latentStyles>
+  <w:style w:type="paragraph" w:default="1" w:styleId="Normal">
+    <w:name w:val="Normal"/>
+    <w:qFormat/>
   </w:style>
   <w:style w:type="paragraph" w:styleId="Heading1">
     <w:name w:val="heading 1"/>
     <w:basedOn w:val="Normal"/>
     <w:next w:val="Normal"/>
+    <w:uiPriority w:val="9"/>
+    <w:qFormat/>
     <w:pPr>
-      <w:keepNext w:val="1"/>
-      <w:keepLines w:val="1"/>
-      <w:pageBreakBefore w:val="0"/>
-      <w:spacing w:after="120" w:before="400" w:lineRule="auto"/>
+      <w:keepNext/>
+      <w:keepLines/>
+      <w:spacing w:before="400" w:after="120"/>
+      <w:outlineLvl w:val="0"/>
     </w:pPr>
     <w:rPr>
       <w:sz w:val="40"/>
@@ -93,14 +626,17 @@
     <w:name w:val="heading 2"/>
     <w:basedOn w:val="Normal"/>
     <w:next w:val="Normal"/>
+    <w:uiPriority w:val="9"/>
+    <w:semiHidden/>
+    <w:unhideWhenUsed/>
+    <w:qFormat/>
     <w:pPr>
-      <w:keepNext w:val="1"/>
-      <w:keepLines w:val="1"/>
-      <w:pageBreakBefore w:val="0"/>
-      <w:spacing w:after="120" w:before="360" w:lineRule="auto"/>
+      <w:keepNext/>
+      <w:keepLines/>
+      <w:spacing w:before="360" w:after="120"/>
+      <w:outlineLvl w:val="1"/>
     </w:pPr>
     <w:rPr>
-      <w:b w:val="0"/>
       <w:sz w:val="32"/>
       <w:szCs w:val="32"/>
     </w:rPr>
@@ -109,14 +645,17 @@
     <w:name w:val="heading 3"/>
     <w:basedOn w:val="Normal"/>
     <w:next w:val="Normal"/>
+    <w:uiPriority w:val="9"/>
+    <w:semiHidden/>
+    <w:unhideWhenUsed/>
+    <w:qFormat/>
     <w:pPr>
-      <w:keepNext w:val="1"/>
-      <w:keepLines w:val="1"/>
-      <w:pageBreakBefore w:val="0"/>
-      <w:spacing w:after="80" w:before="320" w:lineRule="auto"/>
+      <w:keepNext/>
+      <w:keepLines/>
+      <w:spacing w:before="320" w:after="80"/>
+      <w:outlineLvl w:val="2"/>
     </w:pPr>
     <w:rPr>
-      <w:b w:val="0"/>
       <w:color w:val="434343"/>
       <w:sz w:val="28"/>
       <w:szCs w:val="28"/>
@@ -126,11 +665,15 @@
     <w:name w:val="heading 4"/>
     <w:basedOn w:val="Normal"/>
     <w:next w:val="Normal"/>
+    <w:uiPriority w:val="9"/>
+    <w:semiHidden/>
+    <w:unhideWhenUsed/>
+    <w:qFormat/>
     <w:pPr>
-      <w:keepNext w:val="1"/>
-      <w:keepLines w:val="1"/>
-      <w:pageBreakBefore w:val="0"/>
-      <w:spacing w:after="80" w:before="280" w:lineRule="auto"/>
+      <w:keepNext/>
+      <w:keepLines/>
+      <w:spacing w:before="280" w:after="80"/>
+      <w:outlineLvl w:val="3"/>
     </w:pPr>
     <w:rPr>
       <w:color w:val="666666"/>
@@ -142,162 +685,76 @@
     <w:name w:val="heading 5"/>
     <w:basedOn w:val="Normal"/>
     <w:next w:val="Normal"/>
+    <w:uiPriority w:val="9"/>
+    <w:semiHidden/>
+    <w:unhideWhenUsed/>
+    <w:qFormat/>
     <w:pPr>
-      <w:keepNext w:val="1"/>
-      <w:keepLines w:val="1"/>
-      <w:pageBreakBefore w:val="0"/>
-      <w:spacing w:after="80" w:before="240" w:lineRule="auto"/>
+      <w:keepNext/>
+      <w:keepLines/>
+      <w:spacing w:before="240" w:after="80"/>
+      <w:outlineLvl w:val="4"/>
     </w:pPr>
     <w:rPr>
       <w:color w:val="666666"/>
-      <w:sz w:val="22"/>
-      <w:szCs w:val="22"/>
     </w:rPr>
   </w:style>
   <w:style w:type="paragraph" w:styleId="Heading6">
     <w:name w:val="heading 6"/>
     <w:basedOn w:val="Normal"/>
     <w:next w:val="Normal"/>
+    <w:uiPriority w:val="9"/>
+    <w:semiHidden/>
+    <w:unhideWhenUsed/>
+    <w:qFormat/>
     <w:pPr>
-      <w:keepNext w:val="1"/>
-      <w:keepLines w:val="1"/>
-      <w:pageBreakBefore w:val="0"/>
-      <w:spacing w:after="80" w:before="240" w:lineRule="auto"/>
+      <w:keepNext/>
+      <w:keepLines/>
+      <w:spacing w:before="240" w:after="80"/>
+      <w:outlineLvl w:val="5"/>
     </w:pPr>
     <w:rPr>
-      <w:i w:val="1"/>
+      <w:i/>
       <w:color w:val="666666"/>
-      <w:sz w:val="22"/>
-      <w:szCs w:val="22"/>
     </w:rPr>
+  </w:style>
+  <w:style w:type="character" w:default="1" w:styleId="DefaultParagraphFont">
+    <w:name w:val="Default Paragraph Font"/>
+    <w:uiPriority w:val="1"/>
+    <w:semiHidden/>
+    <w:unhideWhenUsed/>
+  </w:style>
+  <w:style w:type="table" w:default="1" w:styleId="TableNormal">
+    <w:name w:val="Normal Table"/>
+    <w:uiPriority w:val="99"/>
+    <w:semiHidden/>
+    <w:unhideWhenUsed/>
+    <w:tblPr>
+      <w:tblInd w:w="0" w:type="dxa"/>
+      <w:tblCellMar>
+        <w:top w:w="0" w:type="dxa"/>
+        <w:left w:w="108" w:type="dxa"/>
+        <w:bottom w:w="0" w:type="dxa"/>
+        <w:right w:w="108" w:type="dxa"/>
+      </w:tblCellMar>
+    </w:tblPr>
+  </w:style>
+  <w:style w:type="numbering" w:default="1" w:styleId="NoList">
+    <w:name w:val="No List"/>
+    <w:uiPriority w:val="99"/>
+    <w:semiHidden/>
+    <w:unhideWhenUsed/>
   </w:style>
   <w:style w:type="paragraph" w:styleId="Title">
     <w:name w:val="Title"/>
     <w:basedOn w:val="Normal"/>
     <w:next w:val="Normal"/>
+    <w:uiPriority w:val="10"/>
+    <w:qFormat/>
     <w:pPr>
-      <w:keepNext w:val="1"/>
-      <w:keepLines w:val="1"/>
-      <w:pageBreakBefore w:val="0"/>
-      <w:spacing w:after="60" w:before="0" w:lineRule="auto"/>
-    </w:pPr>
-    <w:rPr>
-      <w:sz w:val="52"/>
-      <w:szCs w:val="52"/>
-    </w:rPr>
-  </w:style>
-  <w:style w:type="paragraph" w:styleId="Normal" w:default="1">
-    <w:name w:val="normal"/>
-  </w:style>
-  <w:style w:type="table" w:styleId="TableNormal" w:default="1">
-    <w:name w:val="Table Normal"/>
-  </w:style>
-  <w:style w:type="paragraph" w:styleId="Heading1">
-    <w:name w:val="heading 1"/>
-    <w:basedOn w:val="Normal"/>
-    <w:next w:val="Normal"/>
-    <w:pPr>
-      <w:keepNext w:val="1"/>
-      <w:keepLines w:val="1"/>
-      <w:pageBreakBefore w:val="0"/>
-      <w:spacing w:after="120" w:before="400" w:lineRule="auto"/>
-    </w:pPr>
-    <w:rPr>
-      <w:sz w:val="40"/>
-      <w:szCs w:val="40"/>
-    </w:rPr>
-  </w:style>
-  <w:style w:type="paragraph" w:styleId="Heading2">
-    <w:name w:val="heading 2"/>
-    <w:basedOn w:val="Normal"/>
-    <w:next w:val="Normal"/>
-    <w:pPr>
-      <w:keepNext w:val="1"/>
-      <w:keepLines w:val="1"/>
-      <w:pageBreakBefore w:val="0"/>
-      <w:spacing w:after="120" w:before="360" w:lineRule="auto"/>
-    </w:pPr>
-    <w:rPr>
-      <w:b w:val="0"/>
-      <w:sz w:val="32"/>
-      <w:szCs w:val="32"/>
-    </w:rPr>
-  </w:style>
-  <w:style w:type="paragraph" w:styleId="Heading3">
-    <w:name w:val="heading 3"/>
-    <w:basedOn w:val="Normal"/>
-    <w:next w:val="Normal"/>
-    <w:pPr>
-      <w:keepNext w:val="1"/>
-      <w:keepLines w:val="1"/>
-      <w:pageBreakBefore w:val="0"/>
-      <w:spacing w:after="80" w:before="320" w:lineRule="auto"/>
-    </w:pPr>
-    <w:rPr>
-      <w:b w:val="0"/>
-      <w:color w:val="434343"/>
-      <w:sz w:val="28"/>
-      <w:szCs w:val="28"/>
-    </w:rPr>
-  </w:style>
-  <w:style w:type="paragraph" w:styleId="Heading4">
-    <w:name w:val="heading 4"/>
-    <w:basedOn w:val="Normal"/>
-    <w:next w:val="Normal"/>
-    <w:pPr>
-      <w:keepNext w:val="1"/>
-      <w:keepLines w:val="1"/>
-      <w:pageBreakBefore w:val="0"/>
-      <w:spacing w:after="80" w:before="280" w:lineRule="auto"/>
-    </w:pPr>
-    <w:rPr>
-      <w:color w:val="666666"/>
-      <w:sz w:val="24"/>
-      <w:szCs w:val="24"/>
-    </w:rPr>
-  </w:style>
-  <w:style w:type="paragraph" w:styleId="Heading5">
-    <w:name w:val="heading 5"/>
-    <w:basedOn w:val="Normal"/>
-    <w:next w:val="Normal"/>
-    <w:pPr>
-      <w:keepNext w:val="1"/>
-      <w:keepLines w:val="1"/>
-      <w:pageBreakBefore w:val="0"/>
-      <w:spacing w:after="80" w:before="240" w:lineRule="auto"/>
-    </w:pPr>
-    <w:rPr>
-      <w:color w:val="666666"/>
-      <w:sz w:val="22"/>
-      <w:szCs w:val="22"/>
-    </w:rPr>
-  </w:style>
-  <w:style w:type="paragraph" w:styleId="Heading6">
-    <w:name w:val="heading 6"/>
-    <w:basedOn w:val="Normal"/>
-    <w:next w:val="Normal"/>
-    <w:pPr>
-      <w:keepNext w:val="1"/>
-      <w:keepLines w:val="1"/>
-      <w:pageBreakBefore w:val="0"/>
-      <w:spacing w:after="80" w:before="240" w:lineRule="auto"/>
-    </w:pPr>
-    <w:rPr>
-      <w:i w:val="1"/>
-      <w:color w:val="666666"/>
-      <w:sz w:val="22"/>
-      <w:szCs w:val="22"/>
-    </w:rPr>
-  </w:style>
-  <w:style w:type="paragraph" w:styleId="Title">
-    <w:name w:val="Title"/>
-    <w:basedOn w:val="Normal"/>
-    <w:next w:val="Normal"/>
-    <w:pPr>
-      <w:keepNext w:val="1"/>
-      <w:keepLines w:val="1"/>
-      <w:pageBreakBefore w:val="0"/>
-      <w:spacing w:after="60" w:before="0" w:lineRule="auto"/>
+      <w:keepNext/>
+      <w:keepLines/>
+      <w:spacing w:after="60"/>
     </w:pPr>
     <w:rPr>
       <w:sz w:val="52"/>
@@ -308,33 +765,14 @@
     <w:name w:val="Subtitle"/>
     <w:basedOn w:val="Normal"/>
     <w:next w:val="Normal"/>
+    <w:uiPriority w:val="11"/>
+    <w:qFormat/>
     <w:pPr>
-      <w:keepNext w:val="1"/>
-      <w:keepLines w:val="1"/>
-      <w:pageBreakBefore w:val="0"/>
-      <w:spacing w:after="320" w:before="0" w:lineRule="auto"/>
+      <w:keepNext/>
+      <w:keepLines/>
+      <w:spacing w:after="320"/>
     </w:pPr>
     <w:rPr>
-      <w:rFonts w:ascii="Arial" w:cs="Arial" w:eastAsia="Arial" w:hAnsi="Arial"/>
-      <w:i w:val="0"/>
-      <w:color w:val="666666"/>
-      <w:sz w:val="30"/>
-      <w:szCs w:val="30"/>
-    </w:rPr>
-  </w:style>
-  <w:style w:type="paragraph" w:styleId="Subtitle">
-    <w:name w:val="Subtitle"/>
-    <w:basedOn w:val="Normal"/>
-    <w:next w:val="Normal"/>
-    <w:pPr>
-      <w:keepNext w:val="1"/>
-      <w:keepLines w:val="1"/>
-      <w:pageBreakBefore w:val="0"/>
-      <w:spacing w:after="320" w:before="0" w:lineRule="auto"/>
-    </w:pPr>
-    <w:rPr>
-      <w:rFonts w:ascii="Arial" w:cs="Arial" w:eastAsia="Arial" w:hAnsi="Arial"/>
-      <w:i w:val="0"/>
       <w:color w:val="666666"/>
       <w:sz w:val="30"/>
       <w:szCs w:val="30"/>
@@ -663,17 +1101,17 @@
 </a:theme>
 </file>
 
-<file path=customXML/item1.xml><?xml version="1.0" encoding="utf-8"?>
+<file path=customXml/item1.xml><?xml version="1.0" encoding="utf-8"?>
 <go:gDocsCustomXmlDataStorage xmlns:go="http://customooxmlschemas.google.com/" xmlns:r="http://schemas.openxmlformats.org/officeDocument/2006/relationships" uri="GoogleDocsCustomDataVersion2">
   <go:docsCustomData xmlns:go="http://customooxmlschemas.google.com/" roundtripDataSignature="AMtx7mgTOvwTKAgawpKAtvaMy0qEmMbYRw==">CgMxLjA4AHIhMWw1RDRQeXd2VmwwWlBzT1NvRnpxZjI2R2NrTUloMHZt</go:docsCustomData>
 </go:gDocsCustomXmlDataStorage>
 </file>
 
-<file path=customXML/itemProps1.xml><?xml version="1.0" encoding="utf-8"?>
+<file path=customXml/itemProps1.xml><?xml version="1.0" encoding="utf-8"?>
 <ds:datastoreItem xmlns:ds="http://schemas.openxmlformats.org/officeDocument/2006/customXml" ds:itemID="{11111111-1234-1234-1234-123412341234}">
   <ds:schemaRefs>
+    <ds:schemaRef ds:uri="http://customooxmlschemas.google.com/"/>
     <ds:schemaRef ds:uri="http://schemas.openxmlformats.org/officeDocument/2006/relationships"/>
-    <ds:schemaRef ds:uri="http://customooxmlschemas.google.com/"/>
   </ds:schemaRefs>
 </ds:datastoreItem>
 </file>